--- a/examples/word/revisions.docx
+++ b/examples/word/revisions.docx
@@ -400,6 +400,191 @@
           <w:t xml:space="preserve">This paragraph carries an explicit revision.id=9001.</w:t>
         </w:r>
       </w:ins>
+    </w:p>
+    <w:p>
+      <w:pPr>
+        <w:pStyle w:val="Heading2"/>
+      </w:pPr>
+      <w:r>
+        <w:rPr/>
+        <w:t xml:space="preserve">7. Find + Replace + Revision</w:t>
+      </w:r>
+    </w:p>
+    <w:p>
+      <w:pPr/>
+      <w:r>
+        <w:rPr/>
+        <w:t xml:space="preserve">7a. The </w:t>
+      </w:r>
+      <w:del w:author="Iris" w:date="2026-05-25T18:50:00+08:00" w:id="1048684">
+        <w:r>
+          <w:rPr/>
+          <w:delText xml:space="preserve">fox</w:delText>
+        </w:r>
+      </w:del>
+      <w:ins w:author="Iris" w:date="2026-05-25T18:50:00+08:00" w:id="1048685">
+        <w:r>
+          <w:rPr/>
+          <w:t xml:space="preserve">cat</w:t>
+        </w:r>
+      </w:ins>
+      <w:r>
+        <w:rPr/>
+        <w:t xml:space="preserve"> jumped over the lazy dog. (run find+replace to track '</w:t>
+      </w:r>
+      <w:del w:author="Iris" w:date="2026-05-25T18:50:00+08:00" w:id="1048682">
+        <w:r>
+          <w:rPr/>
+          <w:delText xml:space="preserve">fox</w:delText>
+        </w:r>
+      </w:del>
+      <w:ins w:author="Iris" w:date="2026-05-25T18:50:00+08:00" w:id="1048683">
+        <w:r>
+          <w:rPr/>
+          <w:t xml:space="preserve">cat</w:t>
+        </w:r>
+      </w:ins>
+      <w:r>
+        <w:rPr/>
+        <w:t xml:space="preserve">'→'cat')</w:t>
+      </w:r>
+    </w:p>
+    <w:p>
+      <w:pPr/>
+      <w:r>
+        <w:rPr/>
+        <w:t xml:space="preserve">7b. Color </w:t>
+      </w:r>
+      <w:r>
+        <w:rPr>
+          <w:b/>
+          <w:rPrChange w:author="Jack" w:date="2026-05-25T18:51:00+08:00" w:id="1048691">
+            <w:rPr/>
+          </w:rPrChange>
+        </w:rPr>
+        <w:t xml:space="preserve">red</w:t>
+      </w:r>
+      <w:r>
+        <w:rPr/>
+        <w:t xml:space="preserve"> apples and the </w:t>
+      </w:r>
+      <w:r>
+        <w:rPr>
+          <w:b/>
+          <w:rPrChange w:author="Jack" w:date="2026-05-25T18:51:00+08:00" w:id="1048690">
+            <w:rPr/>
+          </w:rPrChange>
+        </w:rPr>
+        <w:t xml:space="preserve">red</w:t>
+      </w:r>
+      <w:r>
+        <w:rPr/>
+        <w:t xml:space="preserve"> barn. (tracked bold on every '</w:t>
+      </w:r>
+      <w:r>
+        <w:rPr>
+          <w:b/>
+          <w:rPrChange w:author="Jack" w:date="2026-05-25T18:51:00+08:00" w:id="1048689">
+            <w:rPr/>
+          </w:rPrChange>
+        </w:rPr>
+        <w:t xml:space="preserve">red</w:t>
+      </w:r>
+      <w:r>
+        <w:rPr/>
+        <w:t xml:space="preserve">')</w:t>
+      </w:r>
+    </w:p>
+    <w:p>
+      <w:pPr/>
+      <w:r>
+        <w:rPr/>
+        <w:t xml:space="preserve">7c. Replace </w:t>
+      </w:r>
+      <w:del w:author="Kelly" w:date="2026-05-25T18:52:00+08:00" w:id="1048697">
+        <w:r>
+          <w:rPr/>
+          <w:delText xml:space="preserve">bar</w:delText>
+        </w:r>
+      </w:del>
+      <w:ins w:author="Kelly" w:date="2026-05-25T18:52:00+08:00" w:id="1048698">
+        <w:r>
+          <w:rPr>
+            <w:b/>
+            <w:color w:val="00B050"/>
+          </w:rPr>
+          <w:t xml:space="preserve">BAZ</w:t>
+        </w:r>
+      </w:ins>
+      <w:r>
+        <w:rPr/>
+        <w:t xml:space="preserve"> with FOO. (tracked replace '</w:t>
+      </w:r>
+      <w:del w:author="Kelly" w:date="2026-05-25T18:52:00+08:00" w:id="1048695">
+        <w:r>
+          <w:rPr/>
+          <w:delText xml:space="preserve">bar</w:delText>
+        </w:r>
+      </w:del>
+      <w:ins w:author="Kelly" w:date="2026-05-25T18:52:00+08:00" w:id="1048696">
+        <w:r>
+          <w:rPr>
+            <w:b/>
+            <w:color w:val="00B050"/>
+          </w:rPr>
+          <w:t xml:space="preserve">BAZ</w:t>
+        </w:r>
+      </w:ins>
+      <w:r>
+        <w:rPr/>
+        <w:t xml:space="preserve">'→bold-green 'BAZ')</w:t>
+      </w:r>
+    </w:p>
+    <w:p>
+      <w:pPr/>
+      <w:r>
+        <w:rPr/>
+        <w:t xml:space="preserve">7d. Prices: </w:t>
+      </w:r>
+      <w:r>
+        <w:rPr>
+          <w:b/>
+          <w:rPrChange w:author="Liam" w:date="2026-05-25T18:53:00+08:00" w:id="1048704">
+            <w:rPr/>
+          </w:rPrChange>
+        </w:rPr>
+        <w:t xml:space="preserve">$100</w:t>
+      </w:r>
+      <w:r>
+        <w:rPr/>
+        <w:t xml:space="preserve">, </w:t>
+      </w:r>
+      <w:r>
+        <w:rPr>
+          <w:b/>
+          <w:rPrChange w:author="Liam" w:date="2026-05-25T18:53:00+08:00" w:id="1048703">
+            <w:rPr/>
+          </w:rPrChange>
+        </w:rPr>
+        <w:t xml:space="preserve">$250</w:t>
+      </w:r>
+      <w:r>
+        <w:rPr/>
+        <w:t xml:space="preserve">, </w:t>
+      </w:r>
+      <w:r>
+        <w:rPr>
+          <w:b/>
+          <w:rPrChange w:author="Liam" w:date="2026-05-25T18:53:00+08:00" w:id="1048702">
+            <w:rPr/>
+          </w:rPrChange>
+        </w:rPr>
+        <w:t xml:space="preserve">$999</w:t>
+      </w:r>
+      <w:r>
+        <w:rPr/>
+        <w:t xml:space="preserve"> (regex \$\d+ → tracked bold)</w:t>
+      </w:r>
     </w:p>
     <w:sectPr>
       <w:pgSz w:w="11906" w:h="16838"/>
